--- a/class Dog.docx
+++ b/class Dog.docx
@@ -156,8 +156,47 @@
       <w:r>
         <w:t>dog1.bread()</w:t>
       </w:r>
+    </w:p>
+    <w:p>
+      <w:r>
+        <w:t>OUTPUT</w:t>
+      </w:r>
+    </w:p>
+    <w:p>
+      <w:r>
+        <w:t>Buddy says Woof!</w:t>
+      </w:r>
+    </w:p>
+    <w:p>
+      <w:r>
+        <w:t>&lt;bound meth</w:t>
+      </w:r>
       <w:bookmarkStart w:id="0" w:name="_GoBack"/>
       <w:bookmarkEnd w:id="0"/>
+      <w:r>
+        <w:t xml:space="preserve">od </w:t>
+      </w:r>
+      <w:proofErr w:type="spellStart"/>
+      <w:r>
+        <w:t>Dog.bread</w:t>
+      </w:r>
+      <w:proofErr w:type="spellEnd"/>
+      <w:r>
+        <w:t xml:space="preserve"> of &lt;__</w:t>
+      </w:r>
+      <w:proofErr w:type="spellStart"/>
+      <w:r>
+        <w:t>main_</w:t>
+      </w:r>
+      <w:proofErr w:type="gramStart"/>
+      <w:r>
+        <w:t>_.Dog</w:t>
+      </w:r>
+      <w:proofErr w:type="spellEnd"/>
+      <w:proofErr w:type="gramEnd"/>
+      <w:r>
+        <w:t xml:space="preserve"> object at 0x00000111DEC66A70&gt;&gt; is the breed name!</w:t>
+      </w:r>
     </w:p>
     <w:sectPr>
       <w:pgSz w:w="11906" w:h="16838"/>
